--- a/public/templates/dvr/microclima.docx
+++ b/public/templates/dvr/microclima.docx
@@ -10298,6 +10298,355 @@
       </w:pPr>
       <w:r>
         <w:t>{/cicloBlocchi}</w:t>
+      </w:r>
+    </w:p>
+    <w:p>
+      <w:pPr>
+        <w:pStyle w:val="Corpotesto1"/>
+        <w:rPr>
+          <w:lang w:val="it-IT"/>
+        </w:rPr>
+      </w:pPr>
+      <w:r>
+        <w:t>{#conAvanzamento}</w:t>
+      </w:r>
+    </w:p>
+    <w:p>
+      <w:pPr>
+        <w:pStyle w:val="Corpotesto1"/>
+        <w:rPr>
+          <w:lang w:val="it-IT"/>
+        </w:rPr>
+      </w:pPr>
+      <w:bookmarkEnd w:id="52"/>
+      <w:r>
+        <w:rPr>
+          <w:lang w:val="it-IT"/>
+        </w:rPr>
+        <w:t xml:space="preserve">{avanzamentoTesto}</w:t>
+      </w:r>
+    </w:p>
+    <w:p>
+      <w:pPr>
+        <w:pStyle w:val="Didascalia"/>
+      </w:pPr>
+      <w:r>
+        <w:lastRenderedPageBreak/>
+        <w:t xml:space="preserve">Tempi medi delle operazioni per metro lineare di avanzamento.</w:t>
+      </w:r>
+      <w:r>
+        <w:t/>
+      </w:r>
+      <w:r>
+        <w:t/>
+      </w:r>
+    </w:p>
+    <w:tbl>
+      <w:tblPr>
+        <w:tblW w:w="5186" w:type="pct"/>
+        <w:jc w:val="center"/>
+        <w:tblBorders>
+          <w:top w:val="single" w:sz="4" w:space="0" w:color="auto"/>
+          <w:left w:val="single" w:sz="4" w:space="0" w:color="auto"/>
+          <w:bottom w:val="single" w:sz="4" w:space="0" w:color="auto"/>
+          <w:right w:val="single" w:sz="4" w:space="0" w:color="auto"/>
+          <w:insideH w:val="single" w:sz="4" w:space="0" w:color="auto"/>
+          <w:insideV w:val="single" w:sz="4" w:space="0" w:color="auto"/>
+        </w:tblBorders>
+        <w:tblCellMar>
+          <w:left w:w="70" w:type="dxa"/>
+          <w:right w:w="70" w:type="dxa"/>
+        </w:tblCellMar>
+        <w:tblLook w:val="0000" w:firstRow="0" w:lastRow="0" w:firstColumn="0" w:lastColumn="0" w:noHBand="0" w:noVBand="0"/>
+      </w:tblPr>
+      <w:tblGrid>
+        <w:gridCol w:w="3994"/>
+        <w:gridCol w:w="2995"/>
+        <w:gridCol w:w="2995"/>
+      </w:tblGrid>
+      <w:tr>
+        <w:trPr>
+          <w:trHeight w:val="474"/>
+          <w:jc w:val="center"/>
+          <w:tblHeader/>
+        </w:trPr>
+        <w:tc>
+          <w:tcPr>
+            <w:tcW w:w="3994" w:type="dxa"/>
+            <w:shd w:val="clear" w:color="auto" w:fill="E7E6E6"/>
+            <w:vAlign w:val="center"/>
+          </w:tcPr>
+          <w:p>
+            <w:pPr>
+              <w:numPr>
+                <w:ilvl w:val="12"/>
+                <w:numId w:val="0"/>
+              </w:numPr>
+              <w:spacing w:line="200" w:lineRule="exact"/>
+              <w:jc w:val="center"/>
+              <w:rPr>
+                <w:rFonts w:ascii="Verdana" w:hAnsi="Verdana"/>
+                <w:b/>
+                <w:sz w:val="16"/>
+                <w:szCs w:val="16"/>
+              </w:rPr>
+            </w:pPr>
+            <w:r>
+              <w:rPr>
+                <w:rFonts w:ascii="Verdana" w:hAnsi="Verdana"/>
+                <w:b/>
+                <w:sz w:val="16"/>
+                <w:szCs w:val="16"/>
+              </w:rPr>
+              <w:t xml:space="preserve">Fase lavorativa</w:t>
+            </w:r>
+          </w:p>
+        </w:tc>
+        <w:tc>
+          <w:tcPr>
+            <w:tcW w:w="2995" w:type="dxa"/>
+            <w:shd w:val="clear" w:color="auto" w:fill="E7E6E6"/>
+            <w:vAlign w:val="center"/>
+          </w:tcPr>
+          <w:p>
+            <w:pPr>
+              <w:numPr>
+                <w:ilvl w:val="12"/>
+                <w:numId w:val="0"/>
+              </w:numPr>
+              <w:spacing w:line="200" w:lineRule="exact"/>
+              <w:jc w:val="center"/>
+              <w:rPr>
+                <w:rFonts w:ascii="Verdana" w:hAnsi="Verdana"/>
+                <w:b/>
+                <w:sz w:val="16"/>
+                <w:szCs w:val="16"/>
+              </w:rPr>
+            </w:pPr>
+            <w:r>
+              <w:rPr>
+                <w:rFonts w:ascii="Verdana" w:hAnsi="Verdana"/>
+                <w:b/>
+                <w:sz w:val="16"/>
+                <w:szCs w:val="16"/>
+              </w:rPr>
+              <w:t xml:space="preserve">Avanzamento con esplosivo – tempi per metro lineare (min)</w:t>
+            </w:r>
+          </w:p>
+        </w:tc>
+        <w:tc>
+          <w:tcPr>
+            <w:tcW w:w="2995" w:type="dxa"/>
+            <w:shd w:val="clear" w:color="auto" w:fill="E7E6E6"/>
+            <w:vAlign w:val="center"/>
+          </w:tcPr>
+          <w:p>
+            <w:pPr>
+              <w:numPr>
+                <w:ilvl w:val="12"/>
+                <w:numId w:val="0"/>
+              </w:numPr>
+              <w:spacing w:line="200" w:lineRule="exact"/>
+              <w:jc w:val="center"/>
+              <w:rPr>
+                <w:rFonts w:ascii="Verdana" w:hAnsi="Verdana"/>
+                <w:b/>
+                <w:sz w:val="16"/>
+                <w:szCs w:val="16"/>
+              </w:rPr>
+            </w:pPr>
+            <w:r>
+              <w:rPr>
+                <w:rFonts w:ascii="Verdana" w:hAnsi="Verdana"/>
+                <w:b/>
+                <w:sz w:val="16"/>
+                <w:szCs w:val="16"/>
+              </w:rPr>
+              <w:t xml:space="preserve">Avanzamento con martellone – tempi per metro lineare (min)</w:t>
+            </w:r>
+          </w:p>
+        </w:tc>
+      </w:tr>
+      <w:tr>
+        <w:trPr>
+          <w:trHeight w:val="474"/>
+          <w:jc w:val="center"/>
+        </w:trPr>
+        <w:tc>
+          <w:tcPr>
+            <w:tcW w:w="3994" w:type="dxa"/>
+            <w:shd w:val="clear" w:color="auto" w:fill="auto"/>
+            <w:vAlign w:val="center"/>
+          </w:tcPr>
+          <w:p>
+            <w:pPr>
+              <w:numPr>
+                <w:ilvl w:val="12"/>
+                <w:numId w:val="0"/>
+              </w:numPr>
+              <w:spacing w:line="200" w:lineRule="exact"/>
+              <w:jc w:val="center"/>
+              <w:rPr>
+                <w:rFonts w:ascii="Verdana" w:hAnsi="Verdana"/>
+                <w:sz w:val="16"/>
+                <w:szCs w:val="16"/>
+              </w:rPr>
+            </w:pPr>
+            <w:r>
+              <w:rPr>
+                <w:rFonts w:ascii="Verdana" w:hAnsi="Verdana"/>
+                <w:sz w:val="16"/>
+                <w:szCs w:val="16"/>
+              </w:rPr>
+              <w:t xml:space="preserve">{#avanzamento}{fase}</w:t>
+            </w:r>
+          </w:p>
+        </w:tc>
+        <w:tc>
+          <w:tcPr>
+            <w:tcW w:w="2995" w:type="dxa"/>
+            <w:shd w:val="clear" w:color="auto" w:fill="auto"/>
+            <w:vAlign w:val="center"/>
+          </w:tcPr>
+          <w:p>
+            <w:pPr>
+              <w:numPr>
+                <w:ilvl w:val="12"/>
+                <w:numId w:val="0"/>
+              </w:numPr>
+              <w:spacing w:line="200" w:lineRule="exact"/>
+              <w:jc w:val="center"/>
+              <w:rPr>
+                <w:rFonts w:ascii="Verdana" w:hAnsi="Verdana"/>
+                <w:sz w:val="16"/>
+                <w:szCs w:val="16"/>
+              </w:rPr>
+            </w:pPr>
+            <w:r>
+              <w:rPr>
+                <w:rFonts w:ascii="Verdana" w:hAnsi="Verdana"/>
+                <w:sz w:val="16"/>
+                <w:szCs w:val="16"/>
+              </w:rPr>
+              <w:t xml:space="preserve">{esplosivo}</w:t>
+            </w:r>
+          </w:p>
+        </w:tc>
+        <w:tc>
+          <w:tcPr>
+            <w:tcW w:w="2995" w:type="dxa"/>
+            <w:shd w:val="clear" w:color="auto" w:fill="auto"/>
+            <w:vAlign w:val="center"/>
+          </w:tcPr>
+          <w:p>
+            <w:pPr>
+              <w:numPr>
+                <w:ilvl w:val="12"/>
+                <w:numId w:val="0"/>
+              </w:numPr>
+              <w:spacing w:line="200" w:lineRule="exact"/>
+              <w:jc w:val="center"/>
+              <w:rPr>
+                <w:rFonts w:ascii="Verdana" w:hAnsi="Verdana"/>
+                <w:sz w:val="16"/>
+                <w:szCs w:val="16"/>
+              </w:rPr>
+            </w:pPr>
+            <w:r>
+              <w:rPr>
+                <w:rFonts w:ascii="Verdana" w:hAnsi="Verdana"/>
+                <w:sz w:val="16"/>
+                <w:szCs w:val="16"/>
+              </w:rPr>
+              <w:t xml:space="preserve">{martellone}{/avanzamento}</w:t>
+            </w:r>
+          </w:p>
+        </w:tc>
+      </w:tr>
+    </w:tbl>
+    <w:p>
+      <w:pPr>
+        <w:pStyle w:val="Corpotesto1"/>
+        <w:rPr>
+          <w:lang w:val="it-IT"/>
+        </w:rPr>
+      </w:pPr>
+      <w:r>
+        <w:t>{#conProduzione}</w:t>
+      </w:r>
+    </w:p>
+    <w:p>
+      <w:pPr>
+        <w:pStyle w:val="Corpotesto1"/>
+        <w:rPr>
+          <w:lang w:val="it-IT"/>
+        </w:rPr>
+      </w:pPr>
+      <w:bookmarkEnd w:id="52"/>
+      <w:r>
+        <w:rPr>
+          <w:lang w:val="it-IT"/>
+        </w:rPr>
+        <w:t xml:space="preserve">{produzioneTesto}</w:t>
+      </w:r>
+    </w:p>
+    <w:p>
+      <w:pPr>
+        <w:pStyle w:val="Corpotesto1"/>
+        <w:rPr>
+          <w:lang w:val="it-IT"/>
+        </w:rPr>
+      </w:pPr>
+      <w:r>
+        <w:t>{#produzione}</w:t>
+      </w:r>
+    </w:p>
+    <w:p>
+      <w:pPr>
+        <w:pStyle w:val="Corpotesto1"/>
+        <w:rPr>
+          <w:lang w:val="it-IT"/>
+        </w:rPr>
+      </w:pPr>
+      <w:bookmarkEnd w:id="52"/>
+      <w:r>
+        <w:rPr>
+          <w:lang w:val="it-IT"/>
+        </w:rPr>
+        <w:t xml:space="preserve">{.}</w:t>
+      </w:r>
+    </w:p>
+    <w:p>
+      <w:pPr>
+        <w:pStyle w:val="Corpotesto1"/>
+        <w:rPr>
+          <w:lang w:val="it-IT"/>
+        </w:rPr>
+      </w:pPr>
+      <w:r>
+        <w:t>{/produzione}</w:t>
+      </w:r>
+    </w:p>
+    <w:p>
+      <w:pPr>
+        <w:pStyle w:val="Corpotesto1"/>
+        <w:rPr>
+          <w:lang w:val="it-IT"/>
+        </w:rPr>
+      </w:pPr>
+      <w:r>
+        <w:t>{/conProduzione}</w:t>
+      </w:r>
+    </w:p>
+    <w:p>
+      <w:pPr>
+        <w:pStyle w:val="Corpotesto1"/>
+        <w:rPr>
+          <w:lang w:val="it-IT"/>
+        </w:rPr>
+      </w:pPr>
+      <w:r>
+        <w:t>{/conAvanzamento}</w:t>
       </w:r>
     </w:p>
     <w:p>
